--- a/tillsyn/A 15587-2019 tillsynsbegäran.docx
+++ b/tillsyn/A 15587-2019 tillsynsbegäran.docx
@@ -460,7 +460,7 @@
     <w:r>
       <w:tab/>
       <w:tab/>
-      <w:t>2024-02-15</w:t>
+      <w:t>2024-02-16</w:t>
       <w:br/>
       <w:br/>
     </w:r>

--- a/tillsyn/A 15587-2019 tillsynsbegäran.docx
+++ b/tillsyn/A 15587-2019 tillsynsbegäran.docx
@@ -460,7 +460,7 @@
     <w:r>
       <w:tab/>
       <w:tab/>
-      <w:t>2024-02-16</w:t>
+      <w:t>2024-02-19</w:t>
       <w:br/>
       <w:br/>
     </w:r>

--- a/tillsyn/A 15587-2019 tillsynsbegäran.docx
+++ b/tillsyn/A 15587-2019 tillsynsbegäran.docx
@@ -460,7 +460,7 @@
     <w:r>
       <w:tab/>
       <w:tab/>
-      <w:t>2024-02-19</w:t>
+      <w:t>2024-02-21</w:t>
       <w:br/>
       <w:br/>
     </w:r>

--- a/tillsyn/A 15587-2019 tillsynsbegäran.docx
+++ b/tillsyn/A 15587-2019 tillsynsbegäran.docx
@@ -460,7 +460,7 @@
     <w:r>
       <w:tab/>
       <w:tab/>
-      <w:t>2024-02-21</w:t>
+      <w:t>2024-02-22</w:t>
       <w:br/>
       <w:br/>
     </w:r>

--- a/tillsyn/A 15587-2019 tillsynsbegäran.docx
+++ b/tillsyn/A 15587-2019 tillsynsbegäran.docx
@@ -460,7 +460,7 @@
     <w:r>
       <w:tab/>
       <w:tab/>
-      <w:t>2024-02-22</w:t>
+      <w:t>2024-02-23</w:t>
       <w:br/>
       <w:br/>
     </w:r>

--- a/tillsyn/A 15587-2019 tillsynsbegäran.docx
+++ b/tillsyn/A 15587-2019 tillsynsbegäran.docx
@@ -102,13 +102,9 @@
       <w:r>
         <w:t>Följande fridlysta arter har sina livsmiljöer och växtplatser i den avverkningsanmälda skogen: järpe (NT, §4) och tretåig hackspett (NT, §4).</w:t>
       </w:r>
-      <w:r>
-        <w:t xml:space="preserve"> I BILAGA 1 finns information om ekologi samt krav på livsmiljö hos fridlysta arter.</w:t>
-      </w:r>
     </w:p>
     <w:p>
       <w:r>
-        <w:br/>
         <w:t xml:space="preserve">Observera att medlemsländerna är skyldiga att agera i enlighet med EU:s fågeldirektiv där det uttryckligen står att direktivet gäller för fåglar samt för deras ägg, bon och </w:t>
       </w:r>
       <w:r>
@@ -123,6 +119,33 @@
     </w:p>
     <w:p>
       <w:r>
+        <w:rPr>
+          <w:b/>
+        </w:rPr>
+        <w:t>Järpe (NT, §4)</w:t>
+      </w:r>
+      <w:r>
+        <w:t xml:space="preserve">, rödlistad som nära hotad och prioriterad art i Skogsvårdslagen har häckningsrevir i avverkningsanmälan. Arten har minskat med 25 (10 - 40) % under de senaste 12 åren och är mycket stationär inom sitt revir som är minst 25 hektar stort. Dess livsmiljöer utgörs av tät barrskog med inblandning av lövträd och en väl utvecklad flerskiktad struktur med bärris och yngre eller undertryckta, täta granar i ett lägre skikt, ofta utmed bäckar och åar inne i den skyddande granskogen. Järpen överlever inte om dess livsmiljö kalavverkas och är även känslig för röjning, gallring och avverkning där unga granar och lövträd inte sparas i tillräcklig omfattning (SLU Artdatabanken, 2022). </w:t>
+      </w:r>
+    </w:p>
+    <w:p>
+      <w:r>
+        <w:rPr>
+          <w:b/>
+        </w:rPr>
+        <w:t>Tretåig hackspett (NT, §4)</w:t>
+      </w:r>
+      <w:r>
+        <w:t xml:space="preserve"> är rödlistad som nära hotad och ingår i bilaga 1 i EU:s fågeldirektiv. Tretåig hackspett är för sin överlevnad beroende av kontinuerlig tillförsel av äldre döende och död ved, som sker genom naturliga självgallringsprocesser i äldre grannaturskogar och barrblandade naturskogar. Om en skog genom skogsbruk gallras eller glesas ur så upphör och uteblir i stort sett den naturliga självgallringsprocessen för mycket lång tid framöver vilket omöjliggör upprätthållandet av den kontinuerliga ekologiska funktionen i ett område. Det finns studier som visar att naturskogens självgallringsprocess som den tretåiga hackspetten är beroende av, inte kan ersättas med efterlämnad hänsyn i skogsbruket (Imbeau &amp; Desrochers, 2002). Storleken på häckningsreviret varierar med skogstypen, förekomsten av död ved och graden av fragmentering, men är i allmänhet i storleksordningen 25–100 hektar. Vintertid krävs ofta betydligt större områden och det finns studier som antyder att arten behöver minst 100 hektar äldre skog. I områden med låg bonitet kan det behövas över 200 hektar lämpligt habitat för att ett par ska kunna reproducera sig (Skogsstyrelsen, 2016).</w:t>
+      </w:r>
+    </w:p>
+    <w:p>
+      <w:r>
+        <w:t>I BILAGA 1 finns mer detaljerad information om ekologi samt krav på livsmiljö hos fridlysta arter.</w:t>
+      </w:r>
+    </w:p>
+    <w:p>
+      <w:r>
         <w:br w:type="page"/>
       </w:r>
     </w:p>
@@ -132,6 +155,41 @@
       </w:pPr>
       <w:r>
         <w:t>BILAGA 1 - Fridlysta arter</w:t>
+      </w:r>
+    </w:p>
+    <w:p>
+      <w:pPr>
+        <w:pStyle w:val="Heading1"/>
+      </w:pPr>
+      <w:r>
+        <w:t>Järpe – ekologi samt krav på livsmiljön</w:t>
+      </w:r>
+    </w:p>
+    <w:p>
+      <w:r>
+        <w:t>Järpe är rödlistad som nära hotad (NT), fridlyst enligt 4§ Artskyddsförordningen och prioriterad art i Skogsvårdslagen. Järpen, som minskat med 25 (10 - 40) % under de senaste 12 åren, har sina livsmiljöer i tät barrskog med inblandning av lövträd och en väl utvecklad flerskiktad struktur med bärris och yngre eller undertryckta, täta granar i ett lägre skikt, ofta utmed bäckar och åar inne i den skyddande granskogen. Arten behöver lämpliga skogsbestånd om sammanlagt minst 25 hektar. Den är mycket stationär inom sitt revir och när ett par etablerat sig stannar de så länge miljön är intakt. Den undviker öppen mark och förﬂyttar sig sällan över större öppna myrar eller åkermark, och är därför känslig för fragmentering. Järpen överlever inte om dess livsmiljö kalavverkas och är även känslig för röjning, gallring och avverkning där unga granar och lövträd inte sparas i tillräcklig omfattning (SLU Artdatabanken, 2022).</w:t>
+      </w:r>
+    </w:p>
+    <w:p>
+      <w:pPr>
+        <w:pStyle w:val="Heading2"/>
+      </w:pPr>
+      <w:r>
+        <w:t>Referenser - järpe</w:t>
+      </w:r>
+    </w:p>
+    <w:p>
+      <w:r>
+        <w:t xml:space="preserve">SLU Artdatabanken, 2022. </w:t>
+      </w:r>
+      <w:r>
+        <w:rPr>
+          <w:i/>
+        </w:rPr>
+        <w:t xml:space="preserve">Artfaktablad. Naturvård – artfakta. </w:t>
+      </w:r>
+      <w:r>
+        <w:t>SLU Artdatabanken, Uppsala</w:t>
       </w:r>
     </w:p>
     <w:p>
@@ -297,41 +355,6 @@
         <w:t>Acta Ornithologica 40(1): 53–60.</w:t>
       </w:r>
     </w:p>
-    <w:p>
-      <w:pPr>
-        <w:pStyle w:val="Heading1"/>
-      </w:pPr>
-      <w:r>
-        <w:t>Järpe – ekologi samt krav på livsmiljön</w:t>
-      </w:r>
-    </w:p>
-    <w:p>
-      <w:r>
-        <w:t>Järpe är rödlistad som nära hotad (NT), fridlyst enligt 4§ Artskyddsförordningen och prioriterad art i Skogsvårdslagen. Järpen, som minskat med 25 (10 - 40) % under de senaste 12 åren, har sina livsmiljöer i tät barrskog med inblandning av lövträd och en väl utvecklad flerskiktad struktur med bärris och yngre eller undertryckta, täta granar i ett lägre skikt, ofta utmed bäckar och åar inne i den skyddande granskogen. Arten behöver lämpliga skogsbestånd om sammanlagt minst 25 hektar. Den är mycket stationär inom sitt revir och när ett par etablerat sig stannar de så länge miljön är intakt. Den undviker öppen mark och förﬂyttar sig sällan över större öppna myrar eller åkermark, och är därför känslig för fragmentering. Järpen överlever inte om dess livsmiljö kalavverkas och är även känslig för röjning, gallring och avverkning där unga granar och lövträd inte sparas i tillräcklig omfattning (SLU Artdatabanken, 2022).</w:t>
-      </w:r>
-    </w:p>
-    <w:p>
-      <w:pPr>
-        <w:pStyle w:val="Heading2"/>
-      </w:pPr>
-      <w:r>
-        <w:t>Referenser - järpe</w:t>
-      </w:r>
-    </w:p>
-    <w:p>
-      <w:r>
-        <w:t xml:space="preserve">SLU Artdatabanken, 2022. </w:t>
-      </w:r>
-      <w:r>
-        <w:rPr>
-          <w:i/>
-        </w:rPr>
-        <w:t xml:space="preserve">Artfaktablad. Naturvård – artfakta. </w:t>
-      </w:r>
-      <w:r>
-        <w:t>SLU Artdatabanken, Uppsala</w:t>
-      </w:r>
-    </w:p>
     <w:sectPr>
       <w:headerReference w:type="even" r:id="rId8"/>
       <w:headerReference w:type="default" r:id="rId9"/>
@@ -460,7 +483,7 @@
     <w:r>
       <w:tab/>
       <w:tab/>
-      <w:t>2024-02-23</w:t>
+      <w:t>2024-02-24</w:t>
       <w:br/>
       <w:br/>
     </w:r>

--- a/tillsyn/A 15587-2019 tillsynsbegäran.docx
+++ b/tillsyn/A 15587-2019 tillsynsbegäran.docx
@@ -483,7 +483,7 @@
     <w:r>
       <w:tab/>
       <w:tab/>
-      <w:t>2024-02-24</w:t>
+      <w:t>2024-02-25</w:t>
       <w:br/>
       <w:br/>
     </w:r>

--- a/tillsyn/A 15587-2019 tillsynsbegäran.docx
+++ b/tillsyn/A 15587-2019 tillsynsbegäran.docx
@@ -40,7 +40,7 @@
     </w:p>
     <w:p>
       <w:r>
-        <w:t>De påträffade naturvårdsarterna är ett tydligt kvitto på att detta rör sig om en skog med mycket höga naturvärden. I Figur 1 visas en karta över det avverkningsanmälda området, där samtliga fyndplatser för naturvårdsarter som finns registrerade på Artportalen har markerats.</w:t>
+        <w:t>De påträffade naturvårdsarterna är ett tydligt kvitto på att detta rör sig om en skog med höga naturvärden. I Figur 1 visas en karta över det avverkningsanmälda området, där samtliga fyndplatser för naturvårdsarter som finns registrerade på Artportalen har markerats.</w:t>
       </w:r>
     </w:p>
     <w:p>
@@ -483,7 +483,7 @@
     <w:r>
       <w:tab/>
       <w:tab/>
-      <w:t>2024-02-25</w:t>
+      <w:t>2024-02-26</w:t>
       <w:br/>
       <w:br/>
     </w:r>

--- a/tillsyn/A 15587-2019 tillsynsbegäran.docx
+++ b/tillsyn/A 15587-2019 tillsynsbegäran.docx
@@ -483,7 +483,7 @@
     <w:r>
       <w:tab/>
       <w:tab/>
-      <w:t>2024-02-26</w:t>
+      <w:t>2024-02-27</w:t>
       <w:br/>
       <w:br/>
     </w:r>

--- a/tillsyn/A 15587-2019 tillsynsbegäran.docx
+++ b/tillsyn/A 15587-2019 tillsynsbegäran.docx
@@ -483,7 +483,7 @@
     <w:r>
       <w:tab/>
       <w:tab/>
-      <w:t>2024-02-27</w:t>
+      <w:t>2024-02-28</w:t>
       <w:br/>
       <w:br/>
     </w:r>

--- a/tillsyn/A 15587-2019 tillsynsbegäran.docx
+++ b/tillsyn/A 15587-2019 tillsynsbegäran.docx
@@ -483,7 +483,7 @@
     <w:r>
       <w:tab/>
       <w:tab/>
-      <w:t>2024-02-28</w:t>
+      <w:t>2024-02-29</w:t>
       <w:br/>
       <w:br/>
     </w:r>

--- a/tillsyn/A 15587-2019 tillsynsbegäran.docx
+++ b/tillsyn/A 15587-2019 tillsynsbegäran.docx
@@ -483,7 +483,7 @@
     <w:r>
       <w:tab/>
       <w:tab/>
-      <w:t>2024-02-29</w:t>
+      <w:t>2024-03-01</w:t>
       <w:br/>
       <w:br/>
     </w:r>

--- a/tillsyn/A 15587-2019 tillsynsbegäran.docx
+++ b/tillsyn/A 15587-2019 tillsynsbegäran.docx
@@ -483,7 +483,7 @@
     <w:r>
       <w:tab/>
       <w:tab/>
-      <w:t>2024-03-01</w:t>
+      <w:t>2024-03-02</w:t>
       <w:br/>
       <w:br/>
     </w:r>

--- a/tillsyn/A 15587-2019 tillsynsbegäran.docx
+++ b/tillsyn/A 15587-2019 tillsynsbegäran.docx
@@ -483,7 +483,7 @@
     <w:r>
       <w:tab/>
       <w:tab/>
-      <w:t>2024-03-02</w:t>
+      <w:t>2024-03-03</w:t>
       <w:br/>
       <w:br/>
     </w:r>

--- a/tillsyn/A 15587-2019 tillsynsbegäran.docx
+++ b/tillsyn/A 15587-2019 tillsynsbegäran.docx
@@ -483,7 +483,7 @@
     <w:r>
       <w:tab/>
       <w:tab/>
-      <w:t>2024-03-03</w:t>
+      <w:t>2024-03-04</w:t>
       <w:br/>
       <w:br/>
     </w:r>

--- a/tillsyn/A 15587-2019 tillsynsbegäran.docx
+++ b/tillsyn/A 15587-2019 tillsynsbegäran.docx
@@ -483,7 +483,7 @@
     <w:r>
       <w:tab/>
       <w:tab/>
-      <w:t>2024-03-04</w:t>
+      <w:t>2024-03-05</w:t>
       <w:br/>
       <w:br/>
     </w:r>

--- a/tillsyn/A 15587-2019 tillsynsbegäran.docx
+++ b/tillsyn/A 15587-2019 tillsynsbegäran.docx
@@ -483,7 +483,7 @@
     <w:r>
       <w:tab/>
       <w:tab/>
-      <w:t>2024-03-05</w:t>
+      <w:t>2024-03-06</w:t>
       <w:br/>
       <w:br/>
     </w:r>

--- a/tillsyn/A 15587-2019 tillsynsbegäran.docx
+++ b/tillsyn/A 15587-2019 tillsynsbegäran.docx
@@ -483,7 +483,7 @@
     <w:r>
       <w:tab/>
       <w:tab/>
-      <w:t>2024-03-06</w:t>
+      <w:t>2024-03-07</w:t>
       <w:br/>
       <w:br/>
     </w:r>

--- a/tillsyn/A 15587-2019 tillsynsbegäran.docx
+++ b/tillsyn/A 15587-2019 tillsynsbegäran.docx
@@ -483,7 +483,7 @@
     <w:r>
       <w:tab/>
       <w:tab/>
-      <w:t>2024-03-07</w:t>
+      <w:t>2024-03-08</w:t>
       <w:br/>
       <w:br/>
     </w:r>

--- a/tillsyn/A 15587-2019 tillsynsbegäran.docx
+++ b/tillsyn/A 15587-2019 tillsynsbegäran.docx
@@ -483,7 +483,7 @@
     <w:r>
       <w:tab/>
       <w:tab/>
-      <w:t>2024-03-08</w:t>
+      <w:t>2024-03-09</w:t>
       <w:br/>
       <w:br/>
     </w:r>

--- a/tillsyn/A 15587-2019 tillsynsbegäran.docx
+++ b/tillsyn/A 15587-2019 tillsynsbegäran.docx
@@ -483,7 +483,7 @@
     <w:r>
       <w:tab/>
       <w:tab/>
-      <w:t>2024-03-09</w:t>
+      <w:t>2024-03-10</w:t>
       <w:br/>
       <w:br/>
     </w:r>

--- a/tillsyn/A 15587-2019 tillsynsbegäran.docx
+++ b/tillsyn/A 15587-2019 tillsynsbegäran.docx
@@ -483,7 +483,7 @@
     <w:r>
       <w:tab/>
       <w:tab/>
-      <w:t>2024-03-10</w:t>
+      <w:t>2024-03-11</w:t>
       <w:br/>
       <w:br/>
     </w:r>

--- a/tillsyn/A 15587-2019 tillsynsbegäran.docx
+++ b/tillsyn/A 15587-2019 tillsynsbegäran.docx
@@ -483,7 +483,7 @@
     <w:r>
       <w:tab/>
       <w:tab/>
-      <w:t>2024-03-11</w:t>
+      <w:t>2024-03-12</w:t>
       <w:br/>
       <w:br/>
     </w:r>

--- a/tillsyn/A 15587-2019 tillsynsbegäran.docx
+++ b/tillsyn/A 15587-2019 tillsynsbegäran.docx
@@ -483,7 +483,7 @@
     <w:r>
       <w:tab/>
       <w:tab/>
-      <w:t>2024-03-12</w:t>
+      <w:t>2024-03-13</w:t>
       <w:br/>
       <w:br/>
     </w:r>
